--- a/conf/base_document/form_template/dg/3E-FPGA/动态测试环境说明.docx
+++ b/conf/base_document/form_template/dg/3E-FPGA/动态测试环境说明.docx
@@ -894,35 +894,15 @@
           <w:sz w:val="24"/>
           <w:szCs w:val="24"/>
         </w:rPr>
-        <w:t>和日志信息；模拟星务发送上注指令，接收遥测信息。软件实物测试环境图如</w:t>
-      </w:r>
-      <w:r>
-        <w:rPr>
-          <w:rFonts w:hint="eastAsia"/>
+        <w:t>和日志信息；模拟星务发送上注指令，接收遥测信息。软件实物测试环境图如下图所示</w:t>
+      </w:r>
+      <w:r>
+        <w:rPr>
           <w:snapToGrid w:val="0"/>
           <w:color w:val="2C7FCE" w:themeColor="text2" w:themeTint="99"/>
           <w:sz w:val="24"/>
           <w:szCs w:val="24"/>
         </w:rPr>
-        <w:t>下图</w:t>
-      </w:r>
-      <w:r>
-        <w:rPr>
-          <w:rFonts w:hint="eastAsia"/>
-          <w:snapToGrid w:val="0"/>
-          <w:color w:val="2C7FCE" w:themeColor="text2" w:themeTint="99"/>
-          <w:sz w:val="24"/>
-          <w:szCs w:val="24"/>
-        </w:rPr>
-        <w:t>所示</w:t>
-      </w:r>
-      <w:r>
-        <w:rPr>
-          <w:snapToGrid w:val="0"/>
-          <w:color w:val="2C7FCE" w:themeColor="text2" w:themeTint="99"/>
-          <w:sz w:val="24"/>
-          <w:szCs w:val="24"/>
-        </w:rPr>
         <w:t>。</w:t>
       </w:r>
     </w:p>
@@ -931,7 +911,6 @@
         <w:spacing w:line="360" w:lineRule="auto"/>
         <w:ind w:firstLineChars="200" w:firstLine="480"/>
         <w:rPr>
-          <w:rFonts w:hint="eastAsia"/>
           <w:snapToGrid w:val="0"/>
           <w:sz w:val="24"/>
           <w:szCs w:val="24"/>
@@ -1103,40 +1082,126 @@
     </w:p>
     <w:p>
       <w:pPr>
-        <w:numPr>
-          <w:ilvl w:val="0"/>
-          <w:numId w:val="3"/>
-        </w:numPr>
-        <w:tabs>
-          <w:tab w:val="left" w:pos="720"/>
-          <w:tab w:val="left" w:pos="4040"/>
-          <w:tab w:val="left" w:pos="5565"/>
-        </w:tabs>
         <w:spacing w:line="240" w:lineRule="auto"/>
-        <w:ind w:left="420"/>
         <w:jc w:val="center"/>
         <w:rPr>
-          <w:sz w:val="24"/>
-          <w:szCs w:val="24"/>
-        </w:rPr>
-      </w:pPr>
-      <w:r>
-        <w:rPr>
-          <w:rFonts w:eastAsia="黑体"/>
-          <w:color w:val="2C7FCE" w:themeColor="text2" w:themeTint="99"/>
           <w:sz w:val="21"/>
           <w:szCs w:val="21"/>
         </w:rPr>
-        <w:t>XXXX</w:t>
-      </w:r>
+      </w:pPr>
       <w:r>
         <w:rPr>
           <w:rFonts w:eastAsia="黑体"/>
-          <w:color w:val="2C7FCE" w:themeColor="text2" w:themeTint="99"/>
           <w:sz w:val="21"/>
           <w:szCs w:val="21"/>
         </w:rPr>
-        <w:t>软件</w:t>
+        <w:t>图</w:t>
+      </w:r>
+      <w:r>
+        <w:rPr>
+          <w:rFonts w:eastAsia="黑体"/>
+          <w:sz w:val="21"/>
+          <w:szCs w:val="21"/>
+        </w:rPr>
+        <w:fldChar w:fldCharType="begin"/>
+      </w:r>
+      <w:r>
+        <w:rPr>
+          <w:rFonts w:eastAsia="黑体"/>
+          <w:sz w:val="21"/>
+          <w:szCs w:val="21"/>
+        </w:rPr>
+        <w:instrText xml:space="preserve"> STYLEREF 1 \s </w:instrText>
+      </w:r>
+      <w:r>
+        <w:rPr>
+          <w:rFonts w:eastAsia="黑体"/>
+          <w:sz w:val="21"/>
+          <w:szCs w:val="21"/>
+        </w:rPr>
+        <w:fldChar w:fldCharType="separate"/>
+      </w:r>
+      <w:r>
+        <w:rPr>
+          <w:rFonts w:eastAsia="黑体"/>
+          <w:noProof/>
+          <w:sz w:val="21"/>
+          <w:szCs w:val="21"/>
+        </w:rPr>
+        <w:t>5</w:t>
+      </w:r>
+      <w:r>
+        <w:rPr>
+          <w:rFonts w:eastAsia="黑体"/>
+          <w:sz w:val="21"/>
+          <w:szCs w:val="21"/>
+        </w:rPr>
+        <w:fldChar w:fldCharType="end"/>
+      </w:r>
+      <w:r>
+        <w:rPr>
+          <w:rFonts w:eastAsia="黑体"/>
+          <w:sz w:val="21"/>
+          <w:szCs w:val="21"/>
+        </w:rPr>
+        <w:noBreakHyphen/>
+      </w:r>
+      <w:r>
+        <w:rPr>
+          <w:rFonts w:eastAsia="黑体"/>
+          <w:sz w:val="21"/>
+          <w:szCs w:val="21"/>
+        </w:rPr>
+        <w:fldChar w:fldCharType="begin"/>
+      </w:r>
+      <w:r>
+        <w:rPr>
+          <w:rFonts w:eastAsia="黑体"/>
+          <w:sz w:val="21"/>
+          <w:szCs w:val="21"/>
+        </w:rPr>
+        <w:instrText xml:space="preserve"> SEQ </w:instrText>
+      </w:r>
+      <w:r>
+        <w:rPr>
+          <w:rFonts w:eastAsia="黑体"/>
+          <w:sz w:val="21"/>
+          <w:szCs w:val="21"/>
+        </w:rPr>
+        <w:instrText>图</w:instrText>
+      </w:r>
+      <w:r>
+        <w:rPr>
+          <w:rFonts w:eastAsia="黑体"/>
+          <w:sz w:val="21"/>
+          <w:szCs w:val="21"/>
+        </w:rPr>
+        <w:instrText xml:space="preserve"> \* ARABIC \s 1 </w:instrText>
+      </w:r>
+      <w:r>
+        <w:rPr>
+          <w:rFonts w:eastAsia="黑体"/>
+          <w:sz w:val="21"/>
+          <w:szCs w:val="21"/>
+        </w:rPr>
+        <w:fldChar w:fldCharType="separate"/>
+      </w:r>
+      <w:r>
+        <w:rPr>
+          <w:rFonts w:eastAsia="黑体"/>
+          <w:noProof/>
+          <w:sz w:val="21"/>
+          <w:szCs w:val="21"/>
+        </w:rPr>
+        <w:t>5</w:t>
+      </w:r>
+      <w:r>
+        <w:rPr>
+          <w:rFonts w:eastAsia="黑体"/>
+          <w:sz w:val="21"/>
+          <w:szCs w:val="21"/>
+        </w:rPr>
+        <w:fldChar w:fldCharType="end"/>
       </w:r>
       <w:r>
         <w:rPr>
@@ -1144,7 +1209,23 @@
           <w:sz w:val="21"/>
           <w:szCs w:val="21"/>
         </w:rPr>
-        <w:t>实物测试</w:t>
+        <w:t>{{name}}</w:t>
+      </w:r>
+      <w:r>
+        <w:rPr>
+          <w:rFonts w:eastAsia="黑体" w:hint="eastAsia"/>
+          <w:sz w:val="21"/>
+          <w:szCs w:val="21"/>
+        </w:rPr>
+        <w:t>实物测</w:t>
+      </w:r>
+      <w:r>
+        <w:rPr>
+          <w:rFonts w:eastAsia="黑体" w:hint="eastAsia"/>
+          <w:sz w:val="21"/>
+          <w:szCs w:val="21"/>
+        </w:rPr>
+        <w:t>试</w:t>
       </w:r>
       <w:r>
         <w:rPr>
